--- a/Dataset/generated_documents/maintenance/MNT_EVT-040.docx
+++ b/Dataset/generated_documents/maintenance/MNT_EVT-040.docx
@@ -37,7 +37,7 @@
           <w:b/>
           <w:sz w:val="32"/>
         </w:rPr>
-        <w:t>Emergency Maintenance Report</w:t>
+        <w:t>Corrective Maintenance Report</w:t>
       </w:r>
     </w:p>
     <w:p/>
@@ -77,7 +77,7 @@
           </w:tcPr>
           <w:p>
             <w:r>
-              <w:t>3D4E5850</w:t>
+              <w:t>C6836033</w:t>
             </w:r>
           </w:p>
         </w:tc>
@@ -209,7 +209,7 @@
           </w:tcPr>
           <w:p>
             <w:r>
-              <w:t>14-Jul-2026 20:10</w:t>
+              <w:t>15-Jul-2026 13:05</w:t>
             </w:r>
           </w:p>
         </w:tc>
@@ -619,12 +619,11 @@
     <w:p>
       <w:r>
         <w:br/>
-        <w:t>An unexpected equipment failure occurred on</w:t>
+        <w:t>During routine plant operation, equipment</w:t>
         <w:br/>
-        <w:t>Finished Product Tank.</w:t>
+        <w:t>T-102 (Finished Product Tank)</w:t>
         <w:br/>
-        <w:br/>
-        <w:t>Observed Problem:</w:t>
+        <w:t>experienced the following issue:</w:t>
         <w:br/>
         <w:br/>
         <w:t>Leakage detected</w:t>
@@ -641,7 +640,24 @@
     </w:p>
     <w:p>
       <w:r>
-        <w:t>Under Investigation</w:t>
+        <w:br/>
+        <w:t>Inspection confirmed:</w:t>
+        <w:br/>
+        <w:br/>
+        <w:t>Failure Category :</w:t>
+        <w:br/>
+        <w:t>Mechanical</w:t>
+        <w:br/>
+        <w:br/>
+        <w:t>Severity :</w:t>
+        <w:br/>
+        <w:t>High</w:t>
+        <w:br/>
+        <w:br/>
+        <w:t>Priority :</w:t>
+        <w:br/>
+        <w:t>High</w:t>
+        <w:br/>
       </w:r>
     </w:p>
     <w:p>
@@ -655,16 +671,16 @@
     <w:p>
       <w:r>
         <w:br/>
-        <w:t>Emergency maintenance carried out.</w:t>
-        <w:br/>
-        <w:br/>
-        <w:t>Action Taken:</w:t>
+        <w:t>Maintenance team performed:</w:t>
         <w:br/>
         <w:br/>
         <w:t>Seal replaced</w:t>
         <w:br/>
         <w:br/>
-        <w:t>Equipment returned to service.</w:t>
+        <w:t>Equipment was tested after maintenance.</w:t>
+        <w:br/>
+        <w:br/>
+        <w:t>Performance restored successfully.</w:t>
         <w:br/>
       </w:r>
     </w:p>
@@ -704,7 +720,7 @@
     </w:p>
     <w:p>
       <w:r>
-        <w:t>Permit To Work (PTW) was verified before maintenance.</w:t>
+        <w:t>LOTO procedure was followed throughout maintenance.</w:t>
       </w:r>
     </w:p>
     <w:p>
@@ -717,7 +733,7 @@
     </w:p>
     <w:p>
       <w:r>
-        <w:t>Laser Alignment Kit</w:t>
+        <w:t>Bearing Puller</w:t>
       </w:r>
     </w:p>
     <w:p>
@@ -1163,7 +1179,7 @@
     </w:p>
     <w:p>
       <w:r>
-        <w:t>☐ Alignment Verified — Pending</w:t>
+        <w:t>☑ Alignment Verified</w:t>
       </w:r>
     </w:p>
     <w:p>
@@ -1182,7 +1198,7 @@
     </w:p>
     <w:p>
       <w:r>
-        <w:t>Check lubrication schedule.</w:t>
+        <w:t>Increase preventive maintenance frequency.</w:t>
       </w:r>
     </w:p>
     <w:p/>
